--- a/en/scientists/CV/Word/Abdullayev_Shuay_CV_EN.docx
+++ b/en/scientists/CV/Word/Abdullayev_Shuay_CV_EN.docx
@@ -501,7 +501,7 @@
           <w:sz w:val="21"/>
           <w:szCs w:val="21"/>
         </w:rPr>
-        <w:t>Shuay Abdullayev is a postdoctoral research associate at the Complex Carbohydrate Research Center of the University of Georgia in Athens, Georgia, in the group of Prof. David Crich. He received a PhD in organic chemistry from the Université du Québec à Montréal in 2021 for a thesis on the synthesis of therapeutic glyconanomaterials, supervised by Prof. René Roy. He previously studied chemistry at Baku State University and at the Université Claude Bernard Lyon 1. His listed papers concern galectin ligands, sialylated oligosaccharides, neoglycolipids, and related carbohydrate chemistry. The CV states an h-index of 4.</w:t>
+        <w:t>Shuay Abdullayev is a postdoctoral research associate at the Complex Carbohydrate Research Center of the University of Georgia in Athens, Georgia, in the group of Prof. David Crich. He received a PhD in organic chemistry from the Université du Québec à Montréal in 2021 for a thesis on the synthesis of therapeutic glyconanomaterials, supervised by Prof. René Roy. He previously studied chemistry at Baku State University and at the Université Claude Bernard Lyon 1. His listed papers concern galectin ligands, sialylated oligosaccharides, neoglycolipids, and related carbohydrate chemistry. h-index: 4.</w:t>
       </w:r>
     </w:p>
     <w:p>
